--- a/00-首页/题组Word/第一轮·综合套卷/第一轮综合卷04-教师版.docx
+++ b/00-首页/题组Word/第一轮·综合套卷/第一轮综合卷04-教师版.docx
@@ -5533,14 +5533,14 @@
         </w:rPr>
         <w:drawing>
           <wp:inline>
-            <wp:extent cx="3240000" cy="4584609"/>
+            <wp:extent cx="3600000" cy="1007265"/>
             <wp:effectExtent b="0" l="0" r="0" t="0"/>
             <wp:docPr descr="" title="" id="17" name="Picture"/>
             <a:graphic>
               <a:graphicData uri="http://schemas.openxmlformats.org/drawingml/2006/picture">
                 <pic:pic>
                   <pic:nvPicPr>
-                    <pic:cNvPr descr="2023-浙江预赛_p03.png" id="18" name="Picture"/>
+                    <pic:cNvPr descr="06-外部资料导入/真题/省预赛/裁剪图/2023-浙江预赛_q15.png" id="18" name="Picture"/>
                     <pic:cNvPicPr>
                       <a:picLocks noChangeArrowheads="1" noChangeAspect="1"/>
                     </pic:cNvPicPr>
@@ -5554,7 +5554,7 @@
                   <pic:spPr bwMode="auto">
                     <a:xfrm>
                       <a:off x="0" y="0"/>
-                      <a:ext cx="3240000" cy="4584609"/>
+                      <a:ext cx="3600000" cy="1007265"/>
                     </a:xfrm>
                     <a:prstGeom prst="rect">
                       <a:avLst/>
@@ -6075,14 +6075,14 @@
         </w:rPr>
         <w:drawing>
           <wp:inline>
-            <wp:extent cx="3240000" cy="4584609"/>
+            <wp:extent cx="3600000" cy="1206282"/>
             <wp:effectExtent b="0" l="0" r="0" t="0"/>
             <wp:docPr descr="" title="" id="21" name="Picture"/>
             <a:graphic>
               <a:graphicData uri="http://schemas.openxmlformats.org/drawingml/2006/picture">
                 <pic:pic>
                   <pic:nvPicPr>
-                    <pic:cNvPr descr="2023-浙江预赛_p06.png" id="22" name="Picture"/>
+                    <pic:cNvPr descr="06-外部资料导入/真题/省预赛/裁剪图/2023-浙江预赛_q25.png" id="22" name="Picture"/>
                     <pic:cNvPicPr>
                       <a:picLocks noChangeArrowheads="1" noChangeAspect="1"/>
                     </pic:cNvPicPr>
@@ -6096,7 +6096,7 @@
                   <pic:spPr bwMode="auto">
                     <a:xfrm>
                       <a:off x="0" y="0"/>
-                      <a:ext cx="3240000" cy="4584609"/>
+                      <a:ext cx="3600000" cy="1206282"/>
                     </a:xfrm>
                     <a:prstGeom prst="rect">
                       <a:avLst/>
@@ -21258,14 +21258,14 @@
         </w:rPr>
         <w:drawing>
           <wp:inline>
-            <wp:extent cx="3240000" cy="4584609"/>
+            <wp:extent cx="3600000" cy="1866338"/>
             <wp:effectExtent b="0" l="0" r="0" t="0"/>
             <wp:docPr descr="" title="" id="105" name="Picture"/>
             <a:graphic>
               <a:graphicData uri="http://schemas.openxmlformats.org/drawingml/2006/picture">
                 <pic:pic>
                   <pic:nvPicPr>
-                    <pic:cNvPr descr="2021-浙江预赛_p03.png" id="106" name="Picture"/>
+                    <pic:cNvPr descr="06-外部资料导入/真题/省预赛/裁剪图/2021-浙江预赛_q12.png" id="106" name="Picture"/>
                     <pic:cNvPicPr>
                       <a:picLocks noChangeArrowheads="1" noChangeAspect="1"/>
                     </pic:cNvPicPr>
@@ -21279,7 +21279,7 @@
                   <pic:spPr bwMode="auto">
                     <a:xfrm>
                       <a:off x="0" y="0"/>
-                      <a:ext cx="3240000" cy="4584609"/>
+                      <a:ext cx="3600000" cy="1866338"/>
                     </a:xfrm>
                     <a:prstGeom prst="rect">
                       <a:avLst/>
@@ -22247,14 +22247,14 @@
         </w:rPr>
         <w:drawing>
           <wp:inline>
-            <wp:extent cx="3240000" cy="4584609"/>
+            <wp:extent cx="3240000" cy="2881265"/>
             <wp:effectExtent b="0" l="0" r="0" t="0"/>
             <wp:docPr descr="" title="" id="109" name="Picture"/>
             <a:graphic>
               <a:graphicData uri="http://schemas.openxmlformats.org/drawingml/2006/picture">
                 <pic:pic>
                   <pic:nvPicPr>
-                    <pic:cNvPr descr="2021-浙江预赛_p02.png" id="110" name="Picture"/>
+                    <pic:cNvPr descr="06-外部资料导入/真题/省预赛/裁剪图/2021-浙江预赛_q11.png" id="110" name="Picture"/>
                     <pic:cNvPicPr>
                       <a:picLocks noChangeArrowheads="1" noChangeAspect="1"/>
                     </pic:cNvPicPr>
@@ -22268,7 +22268,7 @@
                   <pic:spPr bwMode="auto">
                     <a:xfrm>
                       <a:off x="0" y="0"/>
-                      <a:ext cx="3240000" cy="4584609"/>
+                      <a:ext cx="3240000" cy="2881265"/>
                     </a:xfrm>
                     <a:prstGeom prst="rect">
                       <a:avLst/>

--- a/00-首页/题组Word/第一轮·综合套卷/第一轮综合卷04-教师版.docx
+++ b/00-首页/题组Word/第一轮·综合套卷/第一轮综合卷04-教师版.docx
@@ -44342,60 +44342,6 @@
         </w:rPr>
         <w:t>第二分册</w:t>
       </w:r>
-      <w:r>
-        <w:rPr>
-          <w:rFonts w:ascii="Times New Roman" w:hAnsi="Times New Roman" w:eastAsia="Times New Roman" w:cs="Times New Roman"/>
-        </w:rPr>
-        <w:t xml:space="preserve"> </w:t>
-      </w:r>
-      <w:r>
-        <w:rPr>
-          <w:rFonts w:hint="eastAsia" w:ascii="Times New Roman" w:hAnsi="Times New Roman" w:eastAsia="FangSong" w:cs="Times New Roman"/>
-        </w:rPr>
-        <w:t>曾用于</w:t>
-      </w:r>
-      <w:r>
-        <w:rPr>
-          <w:rFonts w:hint="eastAsia" w:ascii="Times New Roman" w:hAnsi="Times New Roman" w:eastAsia="Times New Roman" w:cs="Times New Roman"/>
-        </w:rPr>
-        <w:t>：04-</w:t>
-      </w:r>
-      <w:r>
-        <w:rPr>
-          <w:rFonts w:hint="eastAsia" w:ascii="Times New Roman" w:hAnsi="Times New Roman" w:eastAsia="FangSong" w:cs="Times New Roman"/>
-        </w:rPr>
-        <w:t>课件</w:t>
-      </w:r>
-      <w:r>
-        <w:rPr>
-          <w:rFonts w:hint="eastAsia" w:ascii="Times New Roman" w:hAnsi="Times New Roman" w:eastAsia="Times New Roman" w:cs="Times New Roman"/>
-        </w:rPr>
-        <w:t>/</w:t>
-      </w:r>
-      <w:r>
-        <w:rPr>
-          <w:rFonts w:hint="eastAsia" w:ascii="Times New Roman" w:hAnsi="Times New Roman" w:eastAsia="FangSong" w:cs="Times New Roman"/>
-        </w:rPr>
-        <w:t>习题集</w:t>
-      </w:r>
-      <w:r>
-        <w:rPr>
-          <w:rFonts w:hint="eastAsia" w:ascii="Times New Roman" w:hAnsi="Times New Roman" w:eastAsia="Times New Roman" w:cs="Times New Roman"/>
-        </w:rPr>
-        <w:t>/</w:t>
-      </w:r>
-      <w:r>
-        <w:rPr>
-          <w:rFonts w:hint="eastAsia" w:ascii="Times New Roman" w:hAnsi="Times New Roman" w:eastAsia="FangSong" w:cs="Times New Roman"/>
-        </w:rPr>
-        <w:t>化学原理阶段测试卷</w:t>
-      </w:r>
-      <w:r>
-        <w:rPr>
-          <w:rFonts w:hint="eastAsia" w:ascii="Times New Roman" w:hAnsi="Times New Roman" w:eastAsia="Times New Roman" w:cs="Times New Roman"/>
-        </w:rPr>
-        <w:t>II</w:t>
-      </w:r>
     </w:p>
     <w:p>
       <w:pPr>
@@ -44405,19 +44351,7 @@
         <w:rPr>
           <w:rFonts w:hint="eastAsia" w:ascii="Times New Roman" w:hAnsi="Times New Roman" w:eastAsia="Times New Roman" w:cs="Times New Roman"/>
         </w:rPr>
-        <w:t>【</w:t>
-      </w:r>
-      <w:r>
-        <w:rPr>
-          <w:rFonts w:hint="eastAsia" w:ascii="Times New Roman" w:hAnsi="Times New Roman" w:eastAsia="FangSong" w:cs="Times New Roman"/>
-        </w:rPr>
-        <w:t>例</w:t>
-      </w:r>
-      <w:r>
-        <w:rPr>
-          <w:rFonts w:hint="eastAsia" w:ascii="Times New Roman" w:hAnsi="Times New Roman" w:eastAsia="Times New Roman" w:cs="Times New Roman"/>
-        </w:rPr>
-        <w:t>3】（2009</w:t>
+        <w:t xml:space="preserve">（2009</w:t>
       </w:r>
       <w:r>
         <w:rPr>
